--- a/ホームページ制作契約書類/ホームページ制作内容確認書.docx
+++ b/ホームページ制作契約書類/ホームページ制作内容確認書.docx
@@ -67,192 +67,182 @@
       <w:r>
         <w:br/>
       </w:r>
-      <w:r>
-        <w:rPr>
-          <w:b/>
-          <w:bCs/>
-        </w:rPr>
-        <w:t>確認予定日：</w:t>
-      </w:r>
-      <w:r>
-        <w:t xml:space="preserve"> 2026年9月</w:t>
+    </w:p>
+    <w:p>
+      <w:pPr>
+        <w:rPr>
+          <w:b/>
+          <w:bCs/>
+        </w:rPr>
+      </w:pPr>
+      <w:r>
+        <w:rPr>
+          <w:b/>
+          <w:bCs/>
+        </w:rPr>
+        <w:t>【1．制作目的】</w:t>
+      </w:r>
+    </w:p>
+    <w:p>
+      <w:r>
+        <w:t>魚のてっぺんの営業時間、メニュー、店舗情報、アクセス等を、お客様がスマートフォンやパソコンから分かりやすく確認できる公式ホームページとして制作しました。</w:t>
+      </w:r>
+    </w:p>
+    <w:p>
+      <w:pPr>
+        <w:rPr>
+          <w:b/>
+          <w:bCs/>
+        </w:rPr>
+      </w:pPr>
+      <w:r>
+        <w:rPr>
+          <w:b/>
+          <w:bCs/>
+        </w:rPr>
+        <w:t>【2．制作ページ】</w:t>
+      </w:r>
+    </w:p>
+    <w:p>
+      <w:r>
+        <w:t>・ホーム（トップページ）</w:t>
+      </w:r>
+      <w:r>
+        <w:br/>
+        <w:t>・メニューページ</w:t>
+      </w:r>
+      <w:r>
+        <w:br/>
+        <w:t>・店舗情報ページ</w:t>
+      </w:r>
+    </w:p>
+    <w:p>
+      <w:pPr>
+        <w:rPr>
+          <w:b/>
+          <w:bCs/>
+        </w:rPr>
+      </w:pPr>
+      <w:r>
+        <w:rPr>
+          <w:b/>
+          <w:bCs/>
+        </w:rPr>
+        <w:t>【3．主な制作内容】</w:t>
+      </w:r>
+    </w:p>
+    <w:p>
+      <w:r>
+        <w:t>・スマートフォン、タブレット、パソコンに対応した表示</w:t>
+      </w:r>
+      <w:r>
+        <w:br/>
+        <w:t>・店舗ロゴ、キャッチコピー、店舗写真の掲載</w:t>
+      </w:r>
+      <w:r>
+        <w:br/>
+        <w:t>・営業時間、定休日、ラストオーダーの掲載</w:t>
+      </w:r>
+      <w:r>
+        <w:br/>
+        <w:t>・ランチ、丼もの、通常メニュー等の掲載</w:t>
+      </w:r>
+      <w:r>
+        <w:br/>
+        <w:t>・店舗内観、外観、料理写真の掲載</w:t>
+      </w:r>
+      <w:r>
+        <w:br/>
+        <w:t>・Googleマップによるアクセス案内</w:t>
+      </w:r>
+      <w:r>
+        <w:br/>
+        <w:t>・食べログ予約ページへのリンク設置</w:t>
+      </w:r>
+      <w:r>
+        <w:br/>
+        <w:t>・Googleアナリティクスによるアクセス計測</w:t>
+      </w:r>
+      <w:r>
+        <w:br/>
+        <w:t>・メニューカード、背景、文字等のデザイン調整</w:t>
+      </w:r>
+      <w:r>
+        <w:br/>
+        <w:t>・スマートフォン用メニューおよび操作ボタンの設置</w:t>
+      </w:r>
+    </w:p>
+    <w:p>
+      <w:pPr>
+        <w:rPr>
+          <w:b/>
+          <w:bCs/>
+        </w:rPr>
+      </w:pPr>
+      <w:r>
+        <w:rPr>
+          <w:b/>
+          <w:bCs/>
+        </w:rPr>
+        <w:t>【4．店長からのご要望への対応】</w:t>
+      </w:r>
+    </w:p>
+    <w:p>
+      <w:r>
+        <w:t>・メニューカードの背景を黒色に変更</w:t>
+      </w:r>
+      <w:r>
+        <w:br/>
+        <w:t>・スマートフォン表示時のメニューを横2列に調整</w:t>
+      </w:r>
+      <w:r>
+        <w:br/>
+        <w:t>・「2Fお座敷は25名から」の案内を掲載</w:t>
+      </w:r>
+      <w:r>
+        <w:br/>
+        <w:t>・予約先を食べログに統一</w:t>
+      </w:r>
+    </w:p>
+    <w:p>
+      <w:pPr>
+        <w:rPr>
+          <w:b/>
+          <w:bCs/>
+        </w:rPr>
+      </w:pPr>
+      <w:r>
+        <w:rPr>
+          <w:b/>
+          <w:bCs/>
+        </w:rPr>
+        <w:t>【5．公開前の最終確認事項】</w:t>
+      </w:r>
+    </w:p>
+    <w:p>
+      <w:r>
+        <w:t>□ 店舗名、住所、電話番号に誤りがない</w:t>
+      </w:r>
+      <w:r>
+        <w:br/>
+        <w:t>□ 営業時間、定休日、ラストオーダーに誤りがない</w:t>
+      </w:r>
+      <w:r>
+        <w:br/>
+        <w:t>□ メニュー名、価格、説明文に誤りがない</w:t>
+      </w:r>
+      <w:r>
+        <w:br/>
+        <w:t>□</w:t>
       </w:r>
       <w:r>
         <w:rPr>
           <w:rFonts w:hint="eastAsia"/>
         </w:rPr>
-        <w:t>5</w:t>
-      </w:r>
-      <w:r>
-        <w:t>日</w:t>
-      </w:r>
-    </w:p>
-    <w:p>
-      <w:pPr>
-        <w:rPr>
-          <w:b/>
-          <w:bCs/>
-        </w:rPr>
-      </w:pPr>
-      <w:r>
-        <w:rPr>
-          <w:b/>
-          <w:bCs/>
-        </w:rPr>
-        <w:t>【1．制作目的】</w:t>
-      </w:r>
-    </w:p>
-    <w:p>
-      <w:r>
-        <w:t>魚のてっぺんの営業時間、メニュー、店舗情報、アクセス等を、お客様がスマートフォンやパソコンから分かりやすく確認できる公式ホームページとして制作しました。</w:t>
-      </w:r>
-    </w:p>
-    <w:p>
-      <w:pPr>
-        <w:rPr>
-          <w:b/>
-          <w:bCs/>
-        </w:rPr>
-      </w:pPr>
-      <w:r>
-        <w:rPr>
-          <w:b/>
-          <w:bCs/>
-        </w:rPr>
-        <w:t>【2．制作ページ】</w:t>
-      </w:r>
-    </w:p>
-    <w:p>
-      <w:r>
-        <w:t>・ホーム（トップページ）</w:t>
-      </w:r>
-      <w:r>
-        <w:br/>
-        <w:t>・メニューページ</w:t>
-      </w:r>
-      <w:r>
-        <w:br/>
-        <w:t>・店舗情報ページ</w:t>
-      </w:r>
-    </w:p>
-    <w:p>
-      <w:pPr>
-        <w:rPr>
-          <w:b/>
-          <w:bCs/>
-        </w:rPr>
-      </w:pPr>
-      <w:r>
-        <w:rPr>
-          <w:b/>
-          <w:bCs/>
-        </w:rPr>
-        <w:t>【3．主な制作内容】</w:t>
-      </w:r>
-    </w:p>
-    <w:p>
-      <w:r>
-        <w:t>・スマートフォン、タブレット、パソコンに対応した表示</w:t>
-      </w:r>
-      <w:r>
-        <w:br/>
-        <w:t>・店舗ロゴ、キャッチコピー、店舗写真の掲載</w:t>
-      </w:r>
-      <w:r>
-        <w:br/>
-        <w:t>・営業時間、定休日、ラストオーダーの掲載</w:t>
-      </w:r>
-      <w:r>
-        <w:br/>
-        <w:t>・ランチ、丼もの、通常メニュー等の掲載</w:t>
-      </w:r>
-      <w:r>
-        <w:br/>
-        <w:t>・店舗内観、外観、料理写真の掲載</w:t>
-      </w:r>
-      <w:r>
-        <w:br/>
-        <w:t>・Googleマップによるアクセス案内</w:t>
-      </w:r>
-      <w:r>
-        <w:br/>
-        <w:t>・食べログ予約ページへのリンク設置</w:t>
-      </w:r>
-      <w:r>
-        <w:br/>
-        <w:t>・Googleアナリティクスによるアクセス計測</w:t>
-      </w:r>
-      <w:r>
-        <w:br/>
-        <w:t>・メニューカード、背景、文字等のデザイン調整</w:t>
-      </w:r>
-      <w:r>
-        <w:br/>
-        <w:t>・スマートフォン用メニューおよび操作ボタンの設置</w:t>
-      </w:r>
-    </w:p>
-    <w:p>
-      <w:pPr>
-        <w:rPr>
-          <w:b/>
-          <w:bCs/>
-        </w:rPr>
-      </w:pPr>
-      <w:r>
-        <w:rPr>
-          <w:b/>
-          <w:bCs/>
-        </w:rPr>
-        <w:t>【4．店長からのご要望への対応】</w:t>
-      </w:r>
-    </w:p>
-    <w:p>
-      <w:r>
-        <w:t>・メニューカードの背景を黒色に変更</w:t>
-      </w:r>
-      <w:r>
-        <w:br/>
-        <w:t>・スマートフォン表示時のメニューを横2列に調整</w:t>
-      </w:r>
-      <w:r>
-        <w:br/>
-        <w:t>・「2Fお座敷は25名から」の案内を掲載</w:t>
-      </w:r>
-      <w:r>
-        <w:br/>
-        <w:t>・予約先を食べログに統一</w:t>
-      </w:r>
-    </w:p>
-    <w:p>
-      <w:pPr>
-        <w:rPr>
-          <w:b/>
-          <w:bCs/>
-        </w:rPr>
-      </w:pPr>
-      <w:r>
-        <w:rPr>
-          <w:b/>
-          <w:bCs/>
-        </w:rPr>
-        <w:t>【5．公開前の最終確認事項】</w:t>
-      </w:r>
-    </w:p>
-    <w:p>
-      <w:r>
-        <w:t>□ 店舗名、住所、電話番号に誤りがない</w:t>
-      </w:r>
-      <w:r>
-        <w:br/>
-        <w:t>□ 営業時間、定休日、ラストオーダーに誤りがない</w:t>
-      </w:r>
-      <w:r>
-        <w:br/>
-        <w:t>□ メニュー名、価格、説明文に誤りがない</w:t>
-      </w:r>
-      <w:r>
-        <w:br/>
-        <w:t>□ 掲載写真の使用に問題がない</w:t>
+        <w:t xml:space="preserve"> </w:t>
+      </w:r>
+      <w:r>
+        <w:t>掲載写真、店舗ロゴおよび文章の使用に問題がない</w:t>
       </w:r>
       <w:r>
         <w:br/>
@@ -285,12 +275,18 @@
         <w:t>確認日：</w:t>
       </w:r>
       <w:r>
-        <w:t xml:space="preserve">　2026年　9</w:t>
+        <w:t xml:space="preserve">　2026年　</w:t>
       </w:r>
       <w:r>
         <w:rPr>
           <w:rFonts w:hint="eastAsia"/>
         </w:rPr>
+        <w:t xml:space="preserve">　　</w:t>
+      </w:r>
+      <w:r>
+        <w:rPr>
+          <w:rFonts w:hint="eastAsia"/>
+        </w:rPr>
         <w:t xml:space="preserve"> </w:t>
       </w:r>
       <w:r>
@@ -300,7 +296,7 @@
         <w:rPr>
           <w:rFonts w:hint="eastAsia"/>
         </w:rPr>
-        <w:t>5</w:t>
+        <w:t xml:space="preserve">　　　</w:t>
       </w:r>
       <w:r>
         <w:t>日</w:t>
@@ -326,7 +322,7 @@
           <w:b/>
           <w:bCs/>
         </w:rPr>
-        <w:t>店舗責任者名：</w:t>
+        <w:t>確認者名（役職）：</w:t>
       </w:r>
       <w:r>
         <w:t xml:space="preserve">　</w:t>
@@ -996,7 +992,6 @@
   <w:style w:type="character" w:default="1" w:styleId="a0">
     <w:name w:val="Default Paragraph Font"/>
     <w:uiPriority w:val="1"/>
-    <w:semiHidden/>
     <w:unhideWhenUsed/>
   </w:style>
   <w:style w:type="table" w:default="1" w:styleId="a1">
